--- a/Vision360 - PRD v2.0.docx
+++ b/Vision360 - PRD v2.0.docx
@@ -2955,7 +2955,13 @@
         <w:pStyle w:val="BodyText"/>
       </w:pPr>
       <w:r>
-        <w:t>Vision 360 CORE is a web-first Field Service Management (FSM) platform (responsive web in MVP; a native mobile app is a Post-MVP growth feature) purpose-built for solo home service operators — HVAC technicians, plumbers, electricians, roofers, pool cleaners, and similar tradespeople who run their entire business from their vehicle.</w:t>
+        <w:t xml:space="preserve">Vision 360 CORE is a web-first Field Service Management (FSM) platform </w:t>
+      </w:r>
+      <w:r>
+        <w:t>(web app in MVP; a native mobile app is a Post-MVP growth feature)</w:t>
+      </w:r>
+      <w:r>
+        <w:t xml:space="preserve"> purpose-built for solo home service operators — HVAC technicians, plumbers, electricians, roofers, pool cleaners, and similar tradespeople who run their entire business from their vehicle.</w:t>
       </w:r>
     </w:p>
     <w:p>
@@ -3185,7 +3191,10 @@
               <w:pStyle w:val="Compact"/>
             </w:pPr>
             <w:r>
-              <w:t>SaaS B2B — Web-first (responsive web in MVP; native mobile app Post-MVP)</w:t>
+              <w:t xml:space="preserve">SaaS B2B — </w:t>
+            </w:r>
+            <w:r>
+              <w:t>Web-first (web app in MVP; native mobile app Post-MVP)</w:t>
             </w:r>
           </w:p>
         </w:tc>
@@ -4127,10 +4136,7 @@
               <w:pStyle w:val="Compact"/>
             </w:pPr>
             <w:r>
-              <w:rPr>
-                <w:b/>
-              </w:rPr>
-              <w:t>Responsiveness</w:t>
+              <w:t>Web experience</w:t>
             </w:r>
           </w:p>
         </w:tc>
@@ -4144,7 +4150,7 @@
               <w:pStyle w:val="Compact"/>
             </w:pPr>
             <w:r>
-              <w:t>Seamless on phone, tablet, desktop</w:t>
+              <w:t>First-class desktop web experience</w:t>
             </w:r>
           </w:p>
         </w:tc>
@@ -4158,7 +4164,7 @@
               <w:pStyle w:val="Compact"/>
             </w:pPr>
             <w:r>
-              <w:t>Works in vehicle (phone), at kitchen table (tablet), home office (desktop)</w:t>
+              <w:t>Primary usage is desktop/web; field usage arrives with the Post-MVP native app</w:t>
             </w:r>
           </w:p>
         </w:tc>
@@ -4284,7 +4290,13 @@
         <w:t>web-first</w:t>
       </w:r>
       <w:r>
-        <w:t xml:space="preserve"> (D-18-10) — desktop/web is the primary target (~99% of use), responsive down to tablet/phone; the native field mobile app is Post-MVP. Read the “Responsiveness” row above in that light.</w:t>
+        <w:t xml:space="preserve"> (D-18-10) — desktop/web is the primary target (~99% of use)</w:t>
+      </w:r>
+      <w:r>
+        <w:t xml:space="preserve">; the native field mobile app is Post-MVP. </w:t>
+      </w:r>
+      <w:r>
+        <w:t>Responsive tablet/phone layouts are not in MVP scope — they are a nice-to-have to be estimated separately (including design work).</w:t>
       </w:r>
     </w:p>
     <w:p>
@@ -4334,7 +4346,13 @@
         <w:t>Technical Outcome:</w:t>
       </w:r>
       <w:r>
-        <w:t xml:space="preserve"> “The app works reliably on any device, and no user has ever lost data.”</w:t>
+        <w:t xml:space="preserve"> “</w:t>
+      </w:r>
+      <w:r>
+        <w:t>The app works reliably in the browser</w:t>
+      </w:r>
+      <w:r>
+        <w:t>, and no user has ever lost data.”</w:t>
       </w:r>
     </w:p>
     <w:p>
@@ -4434,7 +4452,10 @@
         <w:t>web-first</w:t>
       </w:r>
       <w:r>
-        <w:t xml:space="preserve"> design — optimized for desktop/web (~99% of use), responsive down to tablet/phone (D-18-10) · </w:t>
+        <w:t xml:space="preserve"> design — optimized for desktop/web (~99% of use)</w:t>
+      </w:r>
+      <w:r>
+        <w:t xml:space="preserve"> (D-18-10) · </w:t>
       </w:r>
       <w:r>
         <w:rPr>
@@ -4475,7 +4496,13 @@
         <w:t>movable/floating route map</w:t>
       </w:r>
       <w:r>
-        <w:t xml:space="preserve"> (D-27-*). Advanced multi-technician scheduling, business units and route optimization remain PRO.</w:t>
+        <w:t xml:space="preserve"> (D-27-*). </w:t>
+      </w:r>
+      <w:r>
+        <w:t>Advanced multi-technician / multi-industry scheduling with filters, business units</w:t>
+      </w:r>
+      <w:r>
+        <w:t xml:space="preserve"> and route optimization remain PRO.</w:t>
       </w:r>
     </w:p>
     <w:p>
@@ -4670,7 +4697,7 @@
               <w:pStyle w:val="Compact"/>
             </w:pPr>
             <w:r>
-              <w:t>Autocomplete</w:t>
+              <w:t>Item Autocomplete</w:t>
             </w:r>
           </w:p>
         </w:tc>
@@ -4684,7 +4711,7 @@
               <w:pStyle w:val="Compact"/>
             </w:pPr>
             <w:r>
-              <w:t>Address and item autocomplete for faster data entry</w:t>
+              <w:t>Item autocomplete for faster data entry — address autocomplete is already in MVP (FR-3.5)</w:t>
             </w:r>
           </w:p>
         </w:tc>
@@ -4738,6 +4765,53 @@
         <w:tc>
           <w:tcPr>
             <w:tcW w:type="dxa" w:w="3600"/>
+            <w:tcW w:w="2161" w:type="dxa"/>
+          </w:tcPr>
+          <w:p>
+            <w:pPr>
+              <w:pStyle w:val="Compact"/>
+            </w:pPr>
+            <w:r>
+              <w:t>Medium</w:t>
+            </w:r>
+          </w:p>
+        </w:tc>
+      </w:tr>
+      <w:tr>
+        <w:trPr>
+          <w:cantSplit/>
+        </w:trPr>
+        <w:tc>
+          <w:tcPr>
+            <w:tcW w:type="dxa" w:w="2303"/>
+            <w:tcW w:w="2303" w:type="dxa"/>
+          </w:tcPr>
+          <w:p>
+            <w:pPr>
+              <w:pStyle w:val="Compact"/>
+            </w:pPr>
+            <w:r>
+              <w:t>Responsive Web Layouts (Tablet/Phone)</w:t>
+            </w:r>
+          </w:p>
+        </w:tc>
+        <w:tc>
+          <w:tcPr>
+            <w:tcW w:type="dxa" w:w="6336"/>
+            <w:tcW w:w="6336" w:type="dxa"/>
+          </w:tcPr>
+          <w:p>
+            <w:pPr>
+              <w:pStyle w:val="Compact"/>
+            </w:pPr>
+            <w:r>
+              <w:t>Tablet/phone browser layouts — nice-to-have; requires a separate estimate, including design work</w:t>
+            </w:r>
+          </w:p>
+        </w:tc>
+        <w:tc>
+          <w:tcPr>
+            <w:tcW w:type="dxa" w:w="2161"/>
             <w:tcW w:w="2161" w:type="dxa"/>
           </w:tcPr>
           <w:p>
@@ -4847,7 +4921,10 @@
               <w:pStyle w:val="Compact"/>
             </w:pPr>
             <w:r>
-              <w:t>Advanced multi-technician Schedule Board, Inventory, QuickBooks integration, business units, route optimization</w:t>
+              <w:t>Advanced multi-technician / multi-industry Schedule Board with filters</w:t>
+            </w:r>
+            <w:r>
+              <w:t>, Inventory, QuickBooks integration, business units, route optimization</w:t>
             </w:r>
           </w:p>
         </w:tc>
@@ -4944,25 +5021,13 @@
         <w:t>v2.0 note:</w:t>
       </w:r>
       <w:r>
-        <w:t xml:space="preserve"> These journeys are aspirational persona stories, retained as-is. MVP delivery is </w:t>
-      </w:r>
-      <w:r>
-        <w:rPr>
-          <w:b/>
-        </w:rPr>
-        <w:t>web-first</w:t>
-      </w:r>
-      <w:r>
-        <w:t xml:space="preserve"> (responsive web); the on-site/phone usage some journeys imply runs responsively in the browser, while a dedicated native field app is a </w:t>
-      </w:r>
-      <w:r>
-        <w:rPr>
-          <w:b/>
-        </w:rPr>
-        <w:t>Post-MVP</w:t>
-      </w:r>
-      <w:r>
-        <w:t xml:space="preserve"> growth feature (D-18-10).</w:t>
+        <w:t xml:space="preserve"> These journeys are aspirational persona stories, retained as-is. </w:t>
+      </w:r>
+      <w:r>
+        <w:t>MVP delivery is a desktop web app; the on-site/phone usage some journeys imply belongs to the Post-MVP native field app — responsive browser layouts are a separate nice-to-have (estimated separately, including design work)</w:t>
+      </w:r>
+      <w:r>
+        <w:t xml:space="preserve"> (D-18-10).</w:t>
       </w:r>
     </w:p>
     <w:p>
@@ -5094,7 +5159,7 @@
               <w:pStyle w:val="Compact"/>
             </w:pPr>
             <w:r>
-              <w:t>Vision 360 app (web responsive)</w:t>
+              <w:t>Vision 360 app (web)</w:t>
             </w:r>
           </w:p>
         </w:tc>
@@ -5354,7 +5419,13 @@
         <w:pStyle w:val="BodyText"/>
       </w:pPr>
       <w:r>
-        <w:t>In 45 seconds, he shows Mrs. Rodriguez the estimate on his phone. “I can email this to you right now with both options. You sign electronically, and we’re good to go.”</w:t>
+        <w:t xml:space="preserve">In 45 seconds, he shows Mrs. Rodriguez </w:t>
+      </w:r>
+      <w:r>
+        <w:t>the estimate. “I can email</w:t>
+      </w:r>
+      <w:r>
+        <w:t xml:space="preserve"> this to you right now with both options. You sign electronically, and we’re good to go.”</w:t>
       </w:r>
     </w:p>
     <w:p>
@@ -5376,7 +5447,13 @@
         <w:t>Capabilities Revealed:</w:t>
       </w:r>
       <w:r>
-        <w:t xml:space="preserve"> Quick create menu, client selection with auto-fill, item catalog, multi-option estimates, on-device preview, email send.</w:t>
+        <w:t xml:space="preserve"> Quick create menu, client selection with auto-fill, item catalog, multi-option estimates, </w:t>
+      </w:r>
+      <w:r>
+        <w:t>on-screen preview</w:t>
+      </w:r>
+      <w:r>
+        <w:t>, email send.</w:t>
       </w:r>
     </w:p>
     <w:p>
@@ -8807,7 +8884,7 @@
               <w:pStyle w:val="Compact"/>
             </w:pPr>
             <w:r>
-              <w:t>CSV template provided; import validates data before committing</w:t>
+              <w:t>CSV template provided; import validates data before committing; the template must cover the full item model — type/category (incl. price book), retail price, cost, tax — matching the frontend fields</w:t>
             </w:r>
           </w:p>
         </w:tc>
@@ -9162,6 +9239,24 @@
       </w:r>
       <w:r>
         <w:t xml:space="preserve"> (D-29-4, ⟵ part of D-26-17).</w:t>
+      </w:r>
+    </w:p>
+    <w:p>
+      <w:pPr>
+        <w:pStyle w:val="Compact"/>
+        <w:numPr>
+          <w:ilvl w:val="0"/>
+          <w:numId w:val="3001"/>
+        </w:numPr>
+      </w:pPr>
+      <w:r>
+        <w:rPr>
+          <w:b/>
+        </w:rPr>
+        <w:t xml:space="preserve">⚠ To verify — spreadsheet import: </w:t>
+      </w:r>
+      <w:r>
+        <w:t>confirm exactly how the upload maps to the item model — items span different types/categories (including price-book items) and carry retail price, cost, and tax; the import template and fields must match the frontend.</w:t>
       </w:r>
     </w:p>
     <w:p>
@@ -14206,7 +14301,10 @@
         </w:numPr>
       </w:pPr>
       <w:r>
-        <w:t xml:space="preserve">Advanced multi-technician board, business units and route optimization remain </w:t>
+        <w:t>Advanced multi-technician / multi-industry board with filters, business units</w:t>
+      </w:r>
+      <w:r>
+        <w:t xml:space="preserve"> and route optimization remain </w:t>
       </w:r>
       <w:r>
         <w:rPr>
@@ -17366,7 +17464,10 @@
               <w:pStyle w:val="Compact"/>
             </w:pPr>
             <w:r>
-              <w:t>Design for desktop/web first (~99% of use); responsive down to tablet/phone; native field app Post-MVP (D-18-10)</w:t>
+              <w:t>Design for desktop/web first (~99% of use)</w:t>
+            </w:r>
+            <w:r>
+              <w:t>; native field app Post-MVP (D-18-10)</w:t>
             </w:r>
           </w:p>
         </w:tc>
@@ -17580,7 +17681,13 @@
         <w:t>desktop is the primary target</w:t>
       </w:r>
       <w:r>
-        <w:t>; tablet/phone remain responsive (D-18-10).</w:t>
+        <w:t xml:space="preserve">; </w:t>
+      </w:r>
+      <w:r>
+        <w:t>tablet/phone responsive layouts are a nice-to-have outside MVP scope (estimated separately, incl. design work)</w:t>
+      </w:r>
+      <w:r>
+        <w:t xml:space="preserve"> (D-18-10).</w:t>
       </w:r>
     </w:p>
     <w:tbl>
@@ -17748,7 +17855,7 @@
               <w:pStyle w:val="Compact"/>
             </w:pPr>
             <w:r>
-              <w:t>Collapsible navigation</w:t>
+              <w:t>Collapsible navigation (nice-to-have, not in MVP)</w:t>
             </w:r>
           </w:p>
         </w:tc>
@@ -17795,7 +17902,7 @@
               <w:pStyle w:val="Compact"/>
             </w:pPr>
             <w:r>
-              <w:t>Bottom navigation, hamburger menu</w:t>
+              <w:t>Bottom navigation, hamburger menu (nice-to-have, not in MVP)</w:t>
             </w:r>
           </w:p>
         </w:tc>
@@ -18690,7 +18797,7 @@
         </w:numPr>
       </w:pPr>
       <w:r>
-        <w:t>Responsive: Desktop, Tablet, Mobile layouts</w:t>
+        <w:t>Desktop web layouts — tablet/mobile responsive layouts are a nice-to-have, estimated separately</w:t>
       </w:r>
     </w:p>
     <w:p>
@@ -20693,7 +20800,10 @@
               <w:pStyle w:val="Compact"/>
             </w:pPr>
             <w:r>
-              <w:t>Responsive web app is primary interface; native mobile deferred 8-12 weeks</w:t>
+              <w:t>Web app is primary interface</w:t>
+            </w:r>
+            <w:r>
+              <w:t>; native mobile deferred 8-12 weeks</w:t>
             </w:r>
           </w:p>
         </w:tc>
@@ -20975,7 +21085,10 @@
               <w:pStyle w:val="Compact"/>
             </w:pPr>
             <w:r>
-              <w:t>Responsive web application is the primary interface for CORE</w:t>
+              <w:t>Web application is the primary interface</w:t>
+            </w:r>
+            <w:r>
+              <w:t xml:space="preserve"> for CORE</w:t>
             </w:r>
           </w:p>
         </w:tc>
